--- a/PTF - GINUTECH.docx
+++ b/PTF - GINUTECH.docx
@@ -23,7 +23,7 @@
           <w:noProof/>
         </w:rPr>
         <w:drawing>
-          <wp:inline distT="0" distB="0" distL="0" distR="0" wp14:anchorId="0DF4161B" wp14:editId="09A337F3">
+          <wp:inline distT="0" distB="0" distL="0" distR="0" wp14:anchorId="05981692" wp14:editId="36A68C72">
             <wp:extent cx="5943600" cy="1030605"/>
             <wp:effectExtent l="0" t="0" r="0" b="0"/>
             <wp:docPr id="17" name="Image 17"/>
@@ -143,7 +143,41 @@
           <w:sz w:val="70"/>
           <w:szCs w:val="70"/>
         </w:rPr>
-        <w:t>{client_name}</w:t>
+        <w:t>{</w:t>
+      </w:r>
+      <w:proofErr w:type="spellStart"/>
+      <w:proofErr w:type="gramStart"/>
+      <w:r>
+        <w:rPr>
+          <w:rFonts w:ascii="Candara" w:eastAsia="Candara" w:hAnsi="Candara" w:cs="Candara"/>
+          <w:b/>
+          <w:bCs/>
+          <w:sz w:val="70"/>
+          <w:szCs w:val="70"/>
+        </w:rPr>
+        <w:t>client</w:t>
+      </w:r>
+      <w:proofErr w:type="gramEnd"/>
+      <w:r>
+        <w:rPr>
+          <w:rFonts w:ascii="Candara" w:eastAsia="Candara" w:hAnsi="Candara" w:cs="Candara"/>
+          <w:b/>
+          <w:bCs/>
+          <w:sz w:val="70"/>
+          <w:szCs w:val="70"/>
+        </w:rPr>
+        <w:t>_name</w:t>
+      </w:r>
+      <w:proofErr w:type="spellEnd"/>
+      <w:r>
+        <w:rPr>
+          <w:rFonts w:ascii="Candara" w:eastAsia="Candara" w:hAnsi="Candara" w:cs="Candara"/>
+          <w:b/>
+          <w:bCs/>
+          <w:sz w:val="70"/>
+          <w:szCs w:val="70"/>
+        </w:rPr>
+        <w:t>}</w:t>
       </w:r>
     </w:p>
     <w:p>
@@ -163,7 +197,35 @@
           <w:sz w:val="38"/>
           <w:szCs w:val="38"/>
         </w:rPr>
-        <w:t>{project_title}</w:t>
+        <w:t>{</w:t>
+      </w:r>
+      <w:proofErr w:type="spellStart"/>
+      <w:proofErr w:type="gramStart"/>
+      <w:r>
+        <w:rPr>
+          <w:rFonts w:ascii="Candara" w:eastAsia="Candara" w:hAnsi="Candara" w:cs="Candara"/>
+          <w:sz w:val="38"/>
+          <w:szCs w:val="38"/>
+        </w:rPr>
+        <w:t>project</w:t>
+      </w:r>
+      <w:proofErr w:type="gramEnd"/>
+      <w:r>
+        <w:rPr>
+          <w:rFonts w:ascii="Candara" w:eastAsia="Candara" w:hAnsi="Candara" w:cs="Candara"/>
+          <w:sz w:val="38"/>
+          <w:szCs w:val="38"/>
+        </w:rPr>
+        <w:t>_title</w:t>
+      </w:r>
+      <w:proofErr w:type="spellEnd"/>
+      <w:r>
+        <w:rPr>
+          <w:rFonts w:ascii="Candara" w:eastAsia="Candara" w:hAnsi="Candara" w:cs="Candara"/>
+          <w:sz w:val="38"/>
+          <w:szCs w:val="38"/>
+        </w:rPr>
+        <w:t>}</w:t>
       </w:r>
     </w:p>
     <w:p>
@@ -1163,7 +1225,25 @@
           <w:sz w:val="24"/>
           <w:szCs w:val="24"/>
         </w:rPr>
-        <w:t xml:space="preserve">Avec notre expertise, les entreprises que nous accompagnons ne se contentent pas de suivre la transformation digitale; elles la mènent. Faites confiance à </w:t>
+        <w:t xml:space="preserve">Avec notre expertise, les entreprises que nous accompagnons ne se contentent pas de suivre la transformation </w:t>
+      </w:r>
+      <w:proofErr w:type="gramStart"/>
+      <w:r>
+        <w:rPr>
+          <w:rFonts w:ascii="Candara" w:eastAsia="Candara" w:hAnsi="Candara" w:cs="Candara"/>
+          <w:sz w:val="24"/>
+          <w:szCs w:val="24"/>
+        </w:rPr>
+        <w:t>digitale;</w:t>
+      </w:r>
+      <w:proofErr w:type="gramEnd"/>
+      <w:r>
+        <w:rPr>
+          <w:rFonts w:ascii="Candara" w:eastAsia="Candara" w:hAnsi="Candara" w:cs="Candara"/>
+          <w:sz w:val="24"/>
+          <w:szCs w:val="24"/>
+        </w:rPr>
+        <w:t xml:space="preserve"> elles la mènent. Faites confiance à </w:t>
       </w:r>
       <w:r>
         <w:rPr>
@@ -1235,7 +1315,35 @@
           <w:sz w:val="24"/>
           <w:szCs w:val="24"/>
         </w:rPr>
-        <w:t xml:space="preserve">{context_description} </w:t>
+        <w:t>{</w:t>
+      </w:r>
+      <w:proofErr w:type="spellStart"/>
+      <w:proofErr w:type="gramStart"/>
+      <w:r>
+        <w:rPr>
+          <w:rFonts w:ascii="Candara" w:eastAsia="Candara" w:hAnsi="Candara" w:cs="Candara"/>
+          <w:sz w:val="24"/>
+          <w:szCs w:val="24"/>
+        </w:rPr>
+        <w:t>context</w:t>
+      </w:r>
+      <w:proofErr w:type="gramEnd"/>
+      <w:r>
+        <w:rPr>
+          <w:rFonts w:ascii="Candara" w:eastAsia="Candara" w:hAnsi="Candara" w:cs="Candara"/>
+          <w:sz w:val="24"/>
+          <w:szCs w:val="24"/>
+        </w:rPr>
+        <w:t>_description</w:t>
+      </w:r>
+      <w:proofErr w:type="spellEnd"/>
+      <w:r>
+        <w:rPr>
+          <w:rFonts w:ascii="Candara" w:eastAsia="Candara" w:hAnsi="Candara" w:cs="Candara"/>
+          <w:sz w:val="24"/>
+          <w:szCs w:val="24"/>
+        </w:rPr>
+        <w:t xml:space="preserve">} </w:t>
       </w:r>
     </w:p>
     <w:p>
@@ -1264,7 +1372,29 @@
           <w:sz w:val="24"/>
           <w:szCs w:val="24"/>
         </w:rPr>
-        <w:t xml:space="preserve">{employee_count} </w:t>
+        <w:t>{</w:t>
+      </w:r>
+      <w:proofErr w:type="spellStart"/>
+      <w:r>
+        <w:rPr>
+          <w:rFonts w:ascii="Candara" w:eastAsia="Candara" w:hAnsi="Candara" w:cs="Candara"/>
+          <w:b/>
+          <w:bCs/>
+          <w:sz w:val="24"/>
+          <w:szCs w:val="24"/>
+        </w:rPr>
+        <w:t>employee_count</w:t>
+      </w:r>
+      <w:proofErr w:type="spellEnd"/>
+      <w:r>
+        <w:rPr>
+          <w:rFonts w:ascii="Candara" w:eastAsia="Candara" w:hAnsi="Candara" w:cs="Candara"/>
+          <w:b/>
+          <w:bCs/>
+          <w:sz w:val="24"/>
+          <w:szCs w:val="24"/>
+        </w:rPr>
+        <w:t xml:space="preserve">} </w:t>
       </w:r>
       <w:r>
         <w:rPr>
@@ -1374,15 +1504,67 @@
           <w:sz w:val="24"/>
           <w:szCs w:val="24"/>
         </w:rPr>
-        <w:t>{need_title}</w:t>
-      </w:r>
-      <w:r>
-        <w:rPr>
-          <w:rFonts w:ascii="Candara" w:eastAsia="Candara" w:hAnsi="Candara" w:cs="Candara"/>
+        <w:t>{</w:t>
+      </w:r>
+      <w:proofErr w:type="spellStart"/>
+      <w:proofErr w:type="gramStart"/>
+      <w:r>
+        <w:rPr>
+          <w:rFonts w:ascii="Candara" w:eastAsia="Candara" w:hAnsi="Candara" w:cs="Candara"/>
+          <w:b/>
+          <w:bCs/>
           <w:sz w:val="24"/>
           <w:szCs w:val="24"/>
         </w:rPr>
-        <w:t xml:space="preserve"> : {need_description}</w:t>
+        <w:t>need</w:t>
+      </w:r>
+      <w:proofErr w:type="gramEnd"/>
+      <w:r>
+        <w:rPr>
+          <w:rFonts w:ascii="Candara" w:eastAsia="Candara" w:hAnsi="Candara" w:cs="Candara"/>
+          <w:b/>
+          <w:bCs/>
+          <w:sz w:val="24"/>
+          <w:szCs w:val="24"/>
+        </w:rPr>
+        <w:t>_title</w:t>
+      </w:r>
+      <w:proofErr w:type="spellEnd"/>
+      <w:r>
+        <w:rPr>
+          <w:rFonts w:ascii="Candara" w:eastAsia="Candara" w:hAnsi="Candara" w:cs="Candara"/>
+          <w:b/>
+          <w:bCs/>
+          <w:sz w:val="24"/>
+          <w:szCs w:val="24"/>
+        </w:rPr>
+        <w:t>}</w:t>
+      </w:r>
+      <w:r>
+        <w:rPr>
+          <w:rFonts w:ascii="Candara" w:eastAsia="Candara" w:hAnsi="Candara" w:cs="Candara"/>
+          <w:sz w:val="24"/>
+          <w:szCs w:val="24"/>
+        </w:rPr>
+        <w:t xml:space="preserve"> : {</w:t>
+      </w:r>
+      <w:proofErr w:type="spellStart"/>
+      <w:r>
+        <w:rPr>
+          <w:rFonts w:ascii="Candara" w:eastAsia="Candara" w:hAnsi="Candara" w:cs="Candara"/>
+          <w:sz w:val="24"/>
+          <w:szCs w:val="24"/>
+        </w:rPr>
+        <w:t>need_description</w:t>
+      </w:r>
+      <w:proofErr w:type="spellEnd"/>
+      <w:r>
+        <w:rPr>
+          <w:rFonts w:ascii="Candara" w:eastAsia="Candara" w:hAnsi="Candara" w:cs="Candara"/>
+          <w:sz w:val="24"/>
+          <w:szCs w:val="24"/>
+        </w:rPr>
+        <w:t>}</w:t>
       </w:r>
     </w:p>
     <w:p>
@@ -1401,7 +1583,25 @@
           <w:sz w:val="24"/>
           <w:szCs w:val="24"/>
         </w:rPr>
-        <w:t>{/functional_needs}</w:t>
+        <w:t>{/</w:t>
+      </w:r>
+      <w:proofErr w:type="spellStart"/>
+      <w:r>
+        <w:rPr>
+          <w:rFonts w:ascii="Candara" w:eastAsia="Candara" w:hAnsi="Candara" w:cs="Candara"/>
+          <w:sz w:val="24"/>
+          <w:szCs w:val="24"/>
+        </w:rPr>
+        <w:t>functional_needs</w:t>
+      </w:r>
+      <w:proofErr w:type="spellEnd"/>
+      <w:r>
+        <w:rPr>
+          <w:rFonts w:ascii="Candara" w:eastAsia="Candara" w:hAnsi="Candara" w:cs="Candara"/>
+          <w:sz w:val="24"/>
+          <w:szCs w:val="24"/>
+        </w:rPr>
+        <w:t>}</w:t>
       </w:r>
     </w:p>
     <w:p>
@@ -1516,7 +1716,41 @@
           <w:sz w:val="24"/>
           <w:szCs w:val="24"/>
         </w:rPr>
-        <w:t>{solution_name}</w:t>
+        <w:t>{</w:t>
+      </w:r>
+      <w:proofErr w:type="spellStart"/>
+      <w:proofErr w:type="gramStart"/>
+      <w:r>
+        <w:rPr>
+          <w:rFonts w:ascii="Candara" w:eastAsia="Candara" w:hAnsi="Candara" w:cs="Candara"/>
+          <w:b/>
+          <w:bCs/>
+          <w:sz w:val="24"/>
+          <w:szCs w:val="24"/>
+        </w:rPr>
+        <w:t>solution</w:t>
+      </w:r>
+      <w:proofErr w:type="gramEnd"/>
+      <w:r>
+        <w:rPr>
+          <w:rFonts w:ascii="Candara" w:eastAsia="Candara" w:hAnsi="Candara" w:cs="Candara"/>
+          <w:b/>
+          <w:bCs/>
+          <w:sz w:val="24"/>
+          <w:szCs w:val="24"/>
+        </w:rPr>
+        <w:t>_name</w:t>
+      </w:r>
+      <w:proofErr w:type="spellEnd"/>
+      <w:r>
+        <w:rPr>
+          <w:rFonts w:ascii="Candara" w:eastAsia="Candara" w:hAnsi="Candara" w:cs="Candara"/>
+          <w:b/>
+          <w:bCs/>
+          <w:sz w:val="24"/>
+          <w:szCs w:val="24"/>
+        </w:rPr>
+        <w:t>}</w:t>
       </w:r>
     </w:p>
     <w:p>
@@ -1538,7 +1772,35 @@
           <w:sz w:val="24"/>
           <w:szCs w:val="24"/>
         </w:rPr>
-        <w:t>{solution_description}</w:t>
+        <w:t>{</w:t>
+      </w:r>
+      <w:proofErr w:type="spellStart"/>
+      <w:proofErr w:type="gramStart"/>
+      <w:r>
+        <w:rPr>
+          <w:rFonts w:ascii="Candara" w:eastAsia="Candara" w:hAnsi="Candara" w:cs="Candara"/>
+          <w:sz w:val="24"/>
+          <w:szCs w:val="24"/>
+        </w:rPr>
+        <w:t>solution</w:t>
+      </w:r>
+      <w:proofErr w:type="gramEnd"/>
+      <w:r>
+        <w:rPr>
+          <w:rFonts w:ascii="Candara" w:eastAsia="Candara" w:hAnsi="Candara" w:cs="Candara"/>
+          <w:sz w:val="24"/>
+          <w:szCs w:val="24"/>
+        </w:rPr>
+        <w:t>_description</w:t>
+      </w:r>
+      <w:proofErr w:type="spellEnd"/>
+      <w:r>
+        <w:rPr>
+          <w:rFonts w:ascii="Candara" w:eastAsia="Candara" w:hAnsi="Candara" w:cs="Candara"/>
+          <w:sz w:val="24"/>
+          <w:szCs w:val="24"/>
+        </w:rPr>
+        <w:t>}</w:t>
       </w:r>
     </w:p>
     <w:p>
@@ -1605,7 +1867,6 @@
           <w:sz w:val="24"/>
           <w:szCs w:val="24"/>
         </w:rPr>
-        <w:lastRenderedPageBreak/>
         <w:t>{#project_phases}</w:t>
       </w:r>
     </w:p>
@@ -1628,7 +1889,51 @@
           <w:sz w:val="24"/>
           <w:szCs w:val="24"/>
         </w:rPr>
-        <w:t>PHASE {phase_number} : {phase_title}</w:t>
+        <w:t>PHASE {</w:t>
+      </w:r>
+      <w:proofErr w:type="spellStart"/>
+      <w:r>
+        <w:rPr>
+          <w:rFonts w:ascii="Candara" w:eastAsia="Candara" w:hAnsi="Candara" w:cs="Candara"/>
+          <w:b/>
+          <w:bCs/>
+          <w:sz w:val="24"/>
+          <w:szCs w:val="24"/>
+        </w:rPr>
+        <w:t>phase_number</w:t>
+      </w:r>
+      <w:proofErr w:type="spellEnd"/>
+      <w:r>
+        <w:rPr>
+          <w:rFonts w:ascii="Candara" w:eastAsia="Candara" w:hAnsi="Candara" w:cs="Candara"/>
+          <w:b/>
+          <w:bCs/>
+          <w:sz w:val="24"/>
+          <w:szCs w:val="24"/>
+        </w:rPr>
+        <w:t>} : {</w:t>
+      </w:r>
+      <w:proofErr w:type="spellStart"/>
+      <w:r>
+        <w:rPr>
+          <w:rFonts w:ascii="Candara" w:eastAsia="Candara" w:hAnsi="Candara" w:cs="Candara"/>
+          <w:b/>
+          <w:bCs/>
+          <w:sz w:val="24"/>
+          <w:szCs w:val="24"/>
+        </w:rPr>
+        <w:t>phase_title</w:t>
+      </w:r>
+      <w:proofErr w:type="spellEnd"/>
+      <w:r>
+        <w:rPr>
+          <w:rFonts w:ascii="Candara" w:eastAsia="Candara" w:hAnsi="Candara" w:cs="Candara"/>
+          <w:b/>
+          <w:bCs/>
+          <w:sz w:val="24"/>
+          <w:szCs w:val="24"/>
+        </w:rPr>
+        <w:t>}</w:t>
       </w:r>
     </w:p>
     <w:p>
@@ -1646,7 +1951,35 @@
           <w:sz w:val="24"/>
           <w:szCs w:val="24"/>
         </w:rPr>
-        <w:t>{phase_details}</w:t>
+        <w:t>{</w:t>
+      </w:r>
+      <w:proofErr w:type="spellStart"/>
+      <w:proofErr w:type="gramStart"/>
+      <w:r>
+        <w:rPr>
+          <w:rFonts w:ascii="Candara" w:eastAsia="Candara" w:hAnsi="Candara" w:cs="Candara"/>
+          <w:sz w:val="24"/>
+          <w:szCs w:val="24"/>
+        </w:rPr>
+        <w:t>phase</w:t>
+      </w:r>
+      <w:proofErr w:type="gramEnd"/>
+      <w:r>
+        <w:rPr>
+          <w:rFonts w:ascii="Candara" w:eastAsia="Candara" w:hAnsi="Candara" w:cs="Candara"/>
+          <w:sz w:val="24"/>
+          <w:szCs w:val="24"/>
+        </w:rPr>
+        <w:t>_details</w:t>
+      </w:r>
+      <w:proofErr w:type="spellEnd"/>
+      <w:r>
+        <w:rPr>
+          <w:rFonts w:ascii="Candara" w:eastAsia="Candara" w:hAnsi="Candara" w:cs="Candara"/>
+          <w:sz w:val="24"/>
+          <w:szCs w:val="24"/>
+        </w:rPr>
+        <w:t>}</w:t>
       </w:r>
     </w:p>
     <w:p>
@@ -1664,7 +1997,25 @@
           <w:sz w:val="24"/>
           <w:szCs w:val="24"/>
         </w:rPr>
-        <w:t>{/project_phases}</w:t>
+        <w:t>{/</w:t>
+      </w:r>
+      <w:proofErr w:type="spellStart"/>
+      <w:r>
+        <w:rPr>
+          <w:rFonts w:ascii="Candara" w:eastAsia="Candara" w:hAnsi="Candara" w:cs="Candara"/>
+          <w:sz w:val="24"/>
+          <w:szCs w:val="24"/>
+        </w:rPr>
+        <w:t>project_phases</w:t>
+      </w:r>
+      <w:proofErr w:type="spellEnd"/>
+      <w:r>
+        <w:rPr>
+          <w:rFonts w:ascii="Candara" w:eastAsia="Candara" w:hAnsi="Candara" w:cs="Candara"/>
+          <w:sz w:val="24"/>
+          <w:szCs w:val="24"/>
+        </w:rPr>
+        <w:t>}</w:t>
       </w:r>
     </w:p>
     <w:p>
@@ -1691,6 +2042,7 @@
           <w:b/>
           <w:bCs/>
         </w:rPr>
+        <w:lastRenderedPageBreak/>
         <w:t>Coûts</w:t>
       </w:r>
     </w:p>
@@ -1787,31 +2139,77 @@
           <w:sz w:val="24"/>
           <w:szCs w:val="24"/>
         </w:rPr>
-        <w:t>{total_amount_text}</w:t>
-      </w:r>
+        <w:t>{</w:t>
+      </w:r>
+      <w:proofErr w:type="spellStart"/>
       <w:r>
         <w:rPr>
           <w:rFonts w:ascii="Candara" w:eastAsia="Candara" w:hAnsi="Candara" w:cs="Candara"/>
           <w:sz w:val="24"/>
           <w:szCs w:val="24"/>
         </w:rPr>
-        <w:t xml:space="preserve"> </w:t>
-      </w:r>
+        <w:t>total_amount_</w:t>
+      </w:r>
+      <w:proofErr w:type="gramStart"/>
       <w:r>
         <w:rPr>
           <w:rFonts w:ascii="Candara" w:eastAsia="Candara" w:hAnsi="Candara" w:cs="Candara"/>
           <w:sz w:val="24"/>
           <w:szCs w:val="24"/>
         </w:rPr>
-        <w:t xml:space="preserve"> (</w:t>
-      </w:r>
+        <w:t>text</w:t>
+      </w:r>
+      <w:proofErr w:type="spellEnd"/>
       <w:r>
         <w:rPr>
           <w:rFonts w:ascii="Candara" w:eastAsia="Candara" w:hAnsi="Candara" w:cs="Candara"/>
           <w:sz w:val="24"/>
           <w:szCs w:val="24"/>
         </w:rPr>
-        <w:t>{total_amount_num}</w:t>
+        <w:t>}</w:t>
+      </w:r>
+      <w:r>
+        <w:rPr>
+          <w:rFonts w:ascii="Candara" w:eastAsia="Candara" w:hAnsi="Candara" w:cs="Candara"/>
+          <w:sz w:val="24"/>
+          <w:szCs w:val="24"/>
+        </w:rPr>
+        <w:t xml:space="preserve"> </w:t>
+      </w:r>
+      <w:r>
+        <w:rPr>
+          <w:rFonts w:ascii="Candara" w:eastAsia="Candara" w:hAnsi="Candara" w:cs="Candara"/>
+          <w:sz w:val="24"/>
+          <w:szCs w:val="24"/>
+        </w:rPr>
+        <w:t xml:space="preserve"> (</w:t>
+      </w:r>
+      <w:proofErr w:type="gramEnd"/>
+      <w:r>
+        <w:rPr>
+          <w:rFonts w:ascii="Candara" w:eastAsia="Candara" w:hAnsi="Candara" w:cs="Candara"/>
+          <w:sz w:val="24"/>
+          <w:szCs w:val="24"/>
+        </w:rPr>
+        <w:t>{</w:t>
+      </w:r>
+      <w:proofErr w:type="spellStart"/>
+      <w:r>
+        <w:rPr>
+          <w:rFonts w:ascii="Candara" w:eastAsia="Candara" w:hAnsi="Candara" w:cs="Candara"/>
+          <w:sz w:val="24"/>
+          <w:szCs w:val="24"/>
+        </w:rPr>
+        <w:t>total_amount_num</w:t>
+      </w:r>
+      <w:proofErr w:type="spellEnd"/>
+      <w:r>
+        <w:rPr>
+          <w:rFonts w:ascii="Candara" w:eastAsia="Candara" w:hAnsi="Candara" w:cs="Candara"/>
+          <w:sz w:val="24"/>
+          <w:szCs w:val="24"/>
+        </w:rPr>
+        <w:t>}</w:t>
       </w:r>
       <w:r>
         <w:rPr>
@@ -1862,7 +2260,7 @@
     </w:p>
     <w:tbl>
       <w:tblPr>
-        <w:tblStyle w:val="a"/>
+        <w:tblStyle w:val="6"/>
         <w:tblW w:w="9915" w:type="dxa"/>
         <w:tblInd w:w="-15" w:type="dxa"/>
         <w:tblBorders>
@@ -2069,7 +2467,25 @@
                 <w:sz w:val="24"/>
                 <w:szCs w:val="24"/>
               </w:rPr>
-              <w:t>{#financial_table} {phase_name}</w:t>
+              <w:t>{#financial_table} {</w:t>
+            </w:r>
+            <w:proofErr w:type="spellStart"/>
+            <w:r>
+              <w:rPr>
+                <w:rFonts w:ascii="Candara" w:eastAsia="Candara" w:hAnsi="Candara" w:cs="Candara"/>
+                <w:sz w:val="24"/>
+                <w:szCs w:val="24"/>
+              </w:rPr>
+              <w:t>phase_name</w:t>
+            </w:r>
+            <w:proofErr w:type="spellEnd"/>
+            <w:r>
+              <w:rPr>
+                <w:rFonts w:ascii="Candara" w:eastAsia="Candara" w:hAnsi="Candara" w:cs="Candara"/>
+                <w:sz w:val="24"/>
+                <w:szCs w:val="24"/>
+              </w:rPr>
+              <w:t>}</w:t>
             </w:r>
           </w:p>
         </w:tc>
@@ -2104,7 +2520,27 @@
                 <w:sz w:val="24"/>
                 <w:szCs w:val="24"/>
               </w:rPr>
-              <w:t>{deliverable}</w:t>
+              <w:t>{</w:t>
+            </w:r>
+            <w:proofErr w:type="spellStart"/>
+            <w:proofErr w:type="gramStart"/>
+            <w:r>
+              <w:rPr>
+                <w:rFonts w:ascii="Candara" w:eastAsia="Candara" w:hAnsi="Candara" w:cs="Candara"/>
+                <w:sz w:val="24"/>
+                <w:szCs w:val="24"/>
+              </w:rPr>
+              <w:t>deliverable</w:t>
+            </w:r>
+            <w:proofErr w:type="spellEnd"/>
+            <w:proofErr w:type="gramEnd"/>
+            <w:r>
+              <w:rPr>
+                <w:rFonts w:ascii="Candara" w:eastAsia="Candara" w:hAnsi="Candara" w:cs="Candara"/>
+                <w:sz w:val="24"/>
+                <w:szCs w:val="24"/>
+              </w:rPr>
+              <w:t>}</w:t>
             </w:r>
           </w:p>
         </w:tc>
@@ -2139,7 +2575,45 @@
                 <w:sz w:val="24"/>
                 <w:szCs w:val="24"/>
               </w:rPr>
-              <w:t>{cost} {/financial_table}</w:t>
+              <w:t>{</w:t>
+            </w:r>
+            <w:proofErr w:type="spellStart"/>
+            <w:proofErr w:type="gramStart"/>
+            <w:r>
+              <w:rPr>
+                <w:rFonts w:ascii="Candara" w:eastAsia="Candara" w:hAnsi="Candara" w:cs="Candara"/>
+                <w:sz w:val="24"/>
+                <w:szCs w:val="24"/>
+              </w:rPr>
+              <w:t>cost</w:t>
+            </w:r>
+            <w:proofErr w:type="spellEnd"/>
+            <w:proofErr w:type="gramEnd"/>
+            <w:r>
+              <w:rPr>
+                <w:rFonts w:ascii="Candara" w:eastAsia="Candara" w:hAnsi="Candara" w:cs="Candara"/>
+                <w:sz w:val="24"/>
+                <w:szCs w:val="24"/>
+              </w:rPr>
+              <w:t>} {/</w:t>
+            </w:r>
+            <w:proofErr w:type="spellStart"/>
+            <w:r>
+              <w:rPr>
+                <w:rFonts w:ascii="Candara" w:eastAsia="Candara" w:hAnsi="Candara" w:cs="Candara"/>
+                <w:sz w:val="24"/>
+                <w:szCs w:val="24"/>
+              </w:rPr>
+              <w:t>financial_table</w:t>
+            </w:r>
+            <w:proofErr w:type="spellEnd"/>
+            <w:r>
+              <w:rPr>
+                <w:rFonts w:ascii="Candara" w:eastAsia="Candara" w:hAnsi="Candara" w:cs="Candara"/>
+                <w:sz w:val="24"/>
+                <w:szCs w:val="24"/>
+              </w:rPr>
+              <w:t>}</w:t>
             </w:r>
           </w:p>
         </w:tc>
@@ -2226,7 +2700,41 @@
                 <w:sz w:val="24"/>
                 <w:szCs w:val="24"/>
               </w:rPr>
-              <w:t>{total_amount_num}</w:t>
+              <w:t>{</w:t>
+            </w:r>
+            <w:proofErr w:type="spellStart"/>
+            <w:proofErr w:type="gramStart"/>
+            <w:r>
+              <w:rPr>
+                <w:rFonts w:ascii="Candara" w:eastAsia="Candara" w:hAnsi="Candara" w:cs="Candara"/>
+                <w:b/>
+                <w:bCs/>
+                <w:sz w:val="24"/>
+                <w:szCs w:val="24"/>
+              </w:rPr>
+              <w:t>total</w:t>
+            </w:r>
+            <w:proofErr w:type="gramEnd"/>
+            <w:r>
+              <w:rPr>
+                <w:rFonts w:ascii="Candara" w:eastAsia="Candara" w:hAnsi="Candara" w:cs="Candara"/>
+                <w:b/>
+                <w:bCs/>
+                <w:sz w:val="24"/>
+                <w:szCs w:val="24"/>
+              </w:rPr>
+              <w:t>_amount_num</w:t>
+            </w:r>
+            <w:proofErr w:type="spellEnd"/>
+            <w:r>
+              <w:rPr>
+                <w:rFonts w:ascii="Candara" w:eastAsia="Candara" w:hAnsi="Candara" w:cs="Candara"/>
+                <w:b/>
+                <w:bCs/>
+                <w:sz w:val="24"/>
+                <w:szCs w:val="24"/>
+              </w:rPr>
+              <w:t>}</w:t>
             </w:r>
           </w:p>
         </w:tc>
@@ -2292,7 +2800,7 @@
     </w:p>
     <w:tbl>
       <w:tblPr>
-        <w:tblStyle w:val="a0"/>
+        <w:tblStyle w:val="5"/>
         <w:tblW w:w="9765" w:type="dxa"/>
         <w:tblInd w:w="0" w:type="dxa"/>
         <w:tblBorders>
@@ -2455,7 +2963,6 @@
                 <w:b/>
                 <w:bCs/>
               </w:rPr>
-              <w:lastRenderedPageBreak/>
               <w:t>{#team_table} {profile}</w:t>
             </w:r>
           </w:p>
@@ -2488,7 +2995,23 @@
               <w:rPr>
                 <w:rFonts w:ascii="Candara" w:eastAsia="Candara" w:hAnsi="Candara" w:cs="Candara"/>
               </w:rPr>
-              <w:t>{role}</w:t>
+              <w:t>{</w:t>
+            </w:r>
+            <w:proofErr w:type="spellStart"/>
+            <w:proofErr w:type="gramStart"/>
+            <w:r>
+              <w:rPr>
+                <w:rFonts w:ascii="Candara" w:eastAsia="Candara" w:hAnsi="Candara" w:cs="Candara"/>
+              </w:rPr>
+              <w:t>role</w:t>
+            </w:r>
+            <w:proofErr w:type="spellEnd"/>
+            <w:proofErr w:type="gramEnd"/>
+            <w:r>
+              <w:rPr>
+                <w:rFonts w:ascii="Candara" w:eastAsia="Candara" w:hAnsi="Candara" w:cs="Candara"/>
+              </w:rPr>
+              <w:t>}</w:t>
             </w:r>
           </w:p>
         </w:tc>
@@ -2520,7 +3043,35 @@
               <w:rPr>
                 <w:rFonts w:ascii="Candara" w:eastAsia="Candara" w:hAnsi="Candara" w:cs="Candara"/>
               </w:rPr>
-              <w:t>{count} {/team_table}</w:t>
+              <w:t>{</w:t>
+            </w:r>
+            <w:proofErr w:type="gramStart"/>
+            <w:r>
+              <w:rPr>
+                <w:rFonts w:ascii="Candara" w:eastAsia="Candara" w:hAnsi="Candara" w:cs="Candara"/>
+              </w:rPr>
+              <w:t>count</w:t>
+            </w:r>
+            <w:proofErr w:type="gramEnd"/>
+            <w:r>
+              <w:rPr>
+                <w:rFonts w:ascii="Candara" w:eastAsia="Candara" w:hAnsi="Candara" w:cs="Candara"/>
+              </w:rPr>
+              <w:t>} {/</w:t>
+            </w:r>
+            <w:proofErr w:type="spellStart"/>
+            <w:r>
+              <w:rPr>
+                <w:rFonts w:ascii="Candara" w:eastAsia="Candara" w:hAnsi="Candara" w:cs="Candara"/>
+              </w:rPr>
+              <w:t>team_table</w:t>
+            </w:r>
+            <w:proofErr w:type="spellEnd"/>
+            <w:r>
+              <w:rPr>
+                <w:rFonts w:ascii="Candara" w:eastAsia="Candara" w:hAnsi="Candara" w:cs="Candara"/>
+              </w:rPr>
+              <w:t>}</w:t>
             </w:r>
           </w:p>
         </w:tc>
@@ -2558,12 +3109,13 @@
           <w:sz w:val="36"/>
           <w:szCs w:val="36"/>
         </w:rPr>
+        <w:lastRenderedPageBreak/>
         <w:t>Macro planning</w:t>
       </w:r>
     </w:p>
     <w:tbl>
       <w:tblPr>
-        <w:tblStyle w:val="a1"/>
+        <w:tblStyle w:val="4"/>
         <w:tblW w:w="9750" w:type="dxa"/>
         <w:tblInd w:w="0" w:type="dxa"/>
         <w:tblBorders>
@@ -4775,7 +5327,7 @@
     </w:p>
     <w:tbl>
       <w:tblPr>
-        <w:tblStyle w:val="a2"/>
+        <w:tblStyle w:val="3"/>
         <w:tblW w:w="9840" w:type="dxa"/>
         <w:tblInd w:w="90" w:type="dxa"/>
         <w:tblBorders>
@@ -4905,8 +5457,9 @@
                 <w:sz w:val="20"/>
                 <w:szCs w:val="20"/>
               </w:rPr>
+              <w:lastRenderedPageBreak/>
               <w:drawing>
-                <wp:inline distT="114300" distB="114300" distL="114300" distR="114300" wp14:anchorId="336D7BC7" wp14:editId="0A3262DB">
+                <wp:inline distT="114300" distB="114300" distL="114300" distR="114300" wp14:anchorId="2E66CE1A" wp14:editId="38FD895F">
                   <wp:extent cx="1090613" cy="677948"/>
                   <wp:effectExtent l="0" t="0" r="0" b="0"/>
                   <wp:docPr id="16" name="image9.png"/>
@@ -5080,7 +5633,7 @@
                 <w:szCs w:val="20"/>
               </w:rPr>
               <w:drawing>
-                <wp:inline distT="114300" distB="114300" distL="114300" distR="114300" wp14:anchorId="4A0722B5" wp14:editId="0ECB479C">
+                <wp:inline distT="114300" distB="114300" distL="114300" distR="114300" wp14:anchorId="718BD7C0" wp14:editId="1CE0E394">
                   <wp:extent cx="1483344" cy="353588"/>
                   <wp:effectExtent l="0" t="0" r="0" b="0"/>
                   <wp:docPr id="13" name="image13.png"/>
@@ -5204,7 +5757,7 @@
                 <w:szCs w:val="20"/>
               </w:rPr>
               <w:drawing>
-                <wp:inline distT="114300" distB="114300" distL="114300" distR="114300" wp14:anchorId="2786D496" wp14:editId="7A9638B5">
+                <wp:inline distT="114300" distB="114300" distL="114300" distR="114300" wp14:anchorId="7A875DEF" wp14:editId="362B8A5E">
                   <wp:extent cx="1023938" cy="842271"/>
                   <wp:effectExtent l="0" t="0" r="0" b="0"/>
                   <wp:docPr id="9" name="image4.png"/>
@@ -5254,15 +5807,27 @@
                 <w:szCs w:val="24"/>
               </w:rPr>
             </w:pPr>
-            <w:r>
-              <w:rPr>
-                <w:rFonts w:ascii="Candara" w:eastAsia="Candara" w:hAnsi="Candara" w:cs="Candara"/>
-                <w:b/>
-                <w:bCs/>
-                <w:sz w:val="24"/>
-                <w:szCs w:val="24"/>
-              </w:rPr>
-              <w:t>Poseidon Marine Work</w:t>
+            <w:proofErr w:type="spellStart"/>
+            <w:r>
+              <w:rPr>
+                <w:rFonts w:ascii="Candara" w:eastAsia="Candara" w:hAnsi="Candara" w:cs="Candara"/>
+                <w:b/>
+                <w:bCs/>
+                <w:sz w:val="24"/>
+                <w:szCs w:val="24"/>
+              </w:rPr>
+              <w:t>Poseidon</w:t>
+            </w:r>
+            <w:proofErr w:type="spellEnd"/>
+            <w:r>
+              <w:rPr>
+                <w:rFonts w:ascii="Candara" w:eastAsia="Candara" w:hAnsi="Candara" w:cs="Candara"/>
+                <w:b/>
+                <w:bCs/>
+                <w:sz w:val="24"/>
+                <w:szCs w:val="24"/>
+              </w:rPr>
+              <w:t xml:space="preserve"> Marine Work</w:t>
             </w:r>
           </w:p>
         </w:tc>
@@ -5403,7 +5968,7 @@
                 <w:szCs w:val="24"/>
               </w:rPr>
               <w:drawing>
-                <wp:inline distT="114300" distB="114300" distL="114300" distR="114300" wp14:anchorId="700A7D20" wp14:editId="5D6F1AC0">
+                <wp:inline distT="114300" distB="114300" distL="114300" distR="114300" wp14:anchorId="3F680B65" wp14:editId="1589F3F7">
                   <wp:extent cx="1014413" cy="1080570"/>
                   <wp:effectExtent l="0" t="0" r="0" b="0"/>
                   <wp:docPr id="7" name="image12.png"/>
@@ -5453,16 +6018,27 @@
                 <w:szCs w:val="24"/>
               </w:rPr>
             </w:pPr>
-            <w:r>
-              <w:rPr>
-                <w:rFonts w:ascii="Candara" w:eastAsia="Candara" w:hAnsi="Candara" w:cs="Candara"/>
-                <w:b/>
-                <w:bCs/>
-                <w:sz w:val="24"/>
-                <w:szCs w:val="24"/>
-              </w:rPr>
-              <w:lastRenderedPageBreak/>
-              <w:t>Academy Of Leadership</w:t>
+            <w:proofErr w:type="spellStart"/>
+            <w:r>
+              <w:rPr>
+                <w:rFonts w:ascii="Candara" w:eastAsia="Candara" w:hAnsi="Candara" w:cs="Candara"/>
+                <w:b/>
+                <w:bCs/>
+                <w:sz w:val="24"/>
+                <w:szCs w:val="24"/>
+              </w:rPr>
+              <w:t>Academy</w:t>
+            </w:r>
+            <w:proofErr w:type="spellEnd"/>
+            <w:r>
+              <w:rPr>
+                <w:rFonts w:ascii="Candara" w:eastAsia="Candara" w:hAnsi="Candara" w:cs="Candara"/>
+                <w:b/>
+                <w:bCs/>
+                <w:sz w:val="24"/>
+                <w:szCs w:val="24"/>
+              </w:rPr>
+              <w:t xml:space="preserve"> Of Leadership</w:t>
             </w:r>
           </w:p>
         </w:tc>
@@ -5493,7 +6069,6 @@
                 <w:sz w:val="24"/>
                 <w:szCs w:val="24"/>
               </w:rPr>
-              <w:lastRenderedPageBreak/>
               <w:t>Mise en place d’une plateforme digitale d'e-learning.</w:t>
             </w:r>
           </w:p>
@@ -5529,7 +6104,7 @@
                 <w:szCs w:val="20"/>
               </w:rPr>
               <w:drawing>
-                <wp:inline distT="114300" distB="114300" distL="114300" distR="114300" wp14:anchorId="0A6227C5" wp14:editId="729C793E">
+                <wp:inline distT="114300" distB="114300" distL="114300" distR="114300" wp14:anchorId="68610F23" wp14:editId="6E8EABB2">
                   <wp:extent cx="1233488" cy="638384"/>
                   <wp:effectExtent l="0" t="0" r="0" b="0"/>
                   <wp:docPr id="14" name="image10.png"/>
@@ -5618,8 +6193,18 @@
                 <w:sz w:val="24"/>
                 <w:szCs w:val="24"/>
               </w:rPr>
-              <w:t>Refonte de la plateforme digitale d’annonces TradingPool</w:t>
-            </w:r>
+              <w:t xml:space="preserve">Refonte de la plateforme digitale d’annonces </w:t>
+            </w:r>
+            <w:proofErr w:type="spellStart"/>
+            <w:r>
+              <w:rPr>
+                <w:rFonts w:ascii="Candara" w:eastAsia="Candara" w:hAnsi="Candara" w:cs="Candara"/>
+                <w:sz w:val="24"/>
+                <w:szCs w:val="24"/>
+              </w:rPr>
+              <w:t>TradingPool</w:t>
+            </w:r>
+            <w:proofErr w:type="spellEnd"/>
           </w:p>
           <w:p>
             <w:pPr>
@@ -5678,7 +6263,7 @@
                 <w:szCs w:val="20"/>
               </w:rPr>
               <w:drawing>
-                <wp:inline distT="114300" distB="114300" distL="114300" distR="114300" wp14:anchorId="77E44711" wp14:editId="0B8747A6">
+                <wp:inline distT="114300" distB="114300" distL="114300" distR="114300" wp14:anchorId="725DC0C6" wp14:editId="11B9688A">
                   <wp:extent cx="1255922" cy="736808"/>
                   <wp:effectExtent l="0" t="0" r="0" b="0"/>
                   <wp:docPr id="11" name="image5.png"/>
@@ -5802,7 +6387,7 @@
                 <w:szCs w:val="20"/>
               </w:rPr>
               <w:drawing>
-                <wp:inline distT="114300" distB="114300" distL="114300" distR="114300" wp14:anchorId="5FD45124" wp14:editId="6F39C7DD">
+                <wp:inline distT="114300" distB="114300" distL="114300" distR="114300" wp14:anchorId="10EC2C4F" wp14:editId="4F6C92B0">
                   <wp:extent cx="1085214" cy="684519"/>
                   <wp:effectExtent l="0" t="0" r="0" b="0"/>
                   <wp:docPr id="1" name="image14.png"/>
@@ -5950,8 +6535,9 @@
                 <w:sz w:val="20"/>
                 <w:szCs w:val="20"/>
               </w:rPr>
+              <w:lastRenderedPageBreak/>
               <w:drawing>
-                <wp:inline distT="114300" distB="114300" distL="114300" distR="114300" wp14:anchorId="16B557CF" wp14:editId="45F650AE">
+                <wp:inline distT="114300" distB="114300" distL="114300" distR="114300" wp14:anchorId="1344486D" wp14:editId="3D9B32F2">
                   <wp:extent cx="938213" cy="938213"/>
                   <wp:effectExtent l="0" t="0" r="0" b="0"/>
                   <wp:docPr id="8" name="image8.png"/>
@@ -6001,6 +6587,7 @@
                 <w:szCs w:val="24"/>
               </w:rPr>
             </w:pPr>
+            <w:proofErr w:type="spellStart"/>
             <w:r>
               <w:rPr>
                 <w:rFonts w:ascii="Candara" w:eastAsia="Candara" w:hAnsi="Candara" w:cs="Candara"/>
@@ -6011,6 +6598,7 @@
               </w:rPr>
               <w:t>SougoPro</w:t>
             </w:r>
+            <w:proofErr w:type="spellEnd"/>
           </w:p>
         </w:tc>
         <w:tc>
@@ -6075,7 +6663,7 @@
                 <w:szCs w:val="20"/>
               </w:rPr>
               <w:drawing>
-                <wp:inline distT="114300" distB="114300" distL="114300" distR="114300" wp14:anchorId="1581EAB2" wp14:editId="34156D15">
+                <wp:inline distT="114300" distB="114300" distL="114300" distR="114300" wp14:anchorId="05FE5458" wp14:editId="08F67310">
                   <wp:extent cx="985838" cy="1080962"/>
                   <wp:effectExtent l="0" t="0" r="0" b="0"/>
                   <wp:docPr id="5" name="image15.png"/>
@@ -6303,9 +6891,8 @@
                 <w:sz w:val="20"/>
                 <w:szCs w:val="20"/>
               </w:rPr>
-              <w:lastRenderedPageBreak/>
               <w:drawing>
-                <wp:inline distT="114300" distB="114300" distL="114300" distR="114300" wp14:anchorId="35067DDF" wp14:editId="5517932D">
+                <wp:inline distT="114300" distB="114300" distL="114300" distR="114300" wp14:anchorId="71A8DE0A" wp14:editId="765B0C6E">
                   <wp:extent cx="862013" cy="862013"/>
                   <wp:effectExtent l="0" t="0" r="0" b="0"/>
                   <wp:docPr id="6" name="image16.png"/>
@@ -6429,7 +7016,7 @@
                 <w:szCs w:val="20"/>
               </w:rPr>
               <w:drawing>
-                <wp:inline distT="114300" distB="114300" distL="114300" distR="114300" wp14:anchorId="047603E9" wp14:editId="3E80BDF6">
+                <wp:inline distT="114300" distB="114300" distL="114300" distR="114300" wp14:anchorId="1DF8E042" wp14:editId="6FC00709">
                   <wp:extent cx="871538" cy="871538"/>
                   <wp:effectExtent l="0" t="0" r="0" b="0"/>
                   <wp:docPr id="4" name="image1.png"/>
@@ -6479,15 +7066,27 @@
                 <w:szCs w:val="24"/>
               </w:rPr>
             </w:pPr>
-            <w:r>
-              <w:rPr>
-                <w:rFonts w:ascii="Candara" w:eastAsia="Candara" w:hAnsi="Candara" w:cs="Candara"/>
-                <w:b/>
-                <w:bCs/>
-                <w:sz w:val="24"/>
-                <w:szCs w:val="24"/>
-              </w:rPr>
-              <w:t>Magwell Consulting</w:t>
+            <w:proofErr w:type="spellStart"/>
+            <w:r>
+              <w:rPr>
+                <w:rFonts w:ascii="Candara" w:eastAsia="Candara" w:hAnsi="Candara" w:cs="Candara"/>
+                <w:b/>
+                <w:bCs/>
+                <w:sz w:val="24"/>
+                <w:szCs w:val="24"/>
+              </w:rPr>
+              <w:t>Magwell</w:t>
+            </w:r>
+            <w:proofErr w:type="spellEnd"/>
+            <w:r>
+              <w:rPr>
+                <w:rFonts w:ascii="Candara" w:eastAsia="Candara" w:hAnsi="Candara" w:cs="Candara"/>
+                <w:b/>
+                <w:bCs/>
+                <w:sz w:val="24"/>
+                <w:szCs w:val="24"/>
+              </w:rPr>
+              <w:t xml:space="preserve"> Consulting</w:t>
             </w:r>
           </w:p>
         </w:tc>
@@ -6518,7 +7117,25 @@
                 <w:sz w:val="24"/>
                 <w:szCs w:val="24"/>
               </w:rPr>
-              <w:t>Conception d’une plateforme de scoring et d’analyse de marché financier</w:t>
+              <w:t xml:space="preserve">Conception d’une plateforme de </w:t>
+            </w:r>
+            <w:proofErr w:type="spellStart"/>
+            <w:r>
+              <w:rPr>
+                <w:rFonts w:ascii="Candara" w:eastAsia="Candara" w:hAnsi="Candara" w:cs="Candara"/>
+                <w:sz w:val="24"/>
+                <w:szCs w:val="24"/>
+              </w:rPr>
+              <w:t>scoring</w:t>
+            </w:r>
+            <w:proofErr w:type="spellEnd"/>
+            <w:r>
+              <w:rPr>
+                <w:rFonts w:ascii="Candara" w:eastAsia="Candara" w:hAnsi="Candara" w:cs="Candara"/>
+                <w:sz w:val="24"/>
+                <w:szCs w:val="24"/>
+              </w:rPr>
+              <w:t xml:space="preserve"> et d’analyse de marché financier</w:t>
             </w:r>
           </w:p>
         </w:tc>
@@ -6616,7 +7233,7 @@
           <w:noProof/>
         </w:rPr>
         <w:drawing>
-          <wp:anchor distT="0" distB="0" distL="114300" distR="114300" simplePos="0" relativeHeight="251661312" behindDoc="1" locked="0" layoutInCell="1" allowOverlap="1" wp14:anchorId="55E45ACA" wp14:editId="73A4583A">
+          <wp:anchor distT="0" distB="0" distL="114300" distR="114300" simplePos="0" relativeHeight="251661312" behindDoc="1" locked="0" layoutInCell="1" allowOverlap="1" wp14:anchorId="34DAD3EA" wp14:editId="4A00845C">
             <wp:simplePos x="0" y="0"/>
             <wp:positionH relativeFrom="column">
               <wp:posOffset>4137897</wp:posOffset>
@@ -6700,10 +7317,7 @@
     <w:sectPr>
       <w:headerReference w:type="even" r:id="rId20"/>
       <w:headerReference w:type="default" r:id="rId21"/>
-      <w:footerReference w:type="even" r:id="rId22"/>
-      <w:footerReference w:type="default" r:id="rId23"/>
-      <w:headerReference w:type="first" r:id="rId24"/>
-      <w:footerReference w:type="first" r:id="rId25"/>
+      <w:headerReference w:type="first" r:id="rId22"/>
       <w:pgSz w:w="12240" w:h="15840"/>
       <w:pgMar w:top="1559" w:right="1440" w:bottom="1440" w:left="1440" w:header="720" w:footer="425" w:gutter="0"/>
       <w:pgNumType w:start="1"/>
@@ -6739,188 +7353,6 @@
 </w:endnotes>
 </file>
 
-<file path=word/footer1.xml><?xml version="1.0" encoding="utf-8"?>
-<w:ftr xmlns:wpc="http://schemas.microsoft.com/office/word/2010/wordprocessingCanvas" xmlns:cx="http://schemas.microsoft.com/office/drawing/2014/chartex" xmlns:cx1="http://schemas.microsoft.com/office/drawing/2015/9/8/chartex" xmlns:cx2="http://schemas.microsoft.com/office/drawing/2015/10/21/chartex" xmlns:cx3="http://schemas.microsoft.com/office/drawing/2016/5/9/chartex" xmlns:cx4="http://schemas.microsoft.com/office/drawing/2016/5/10/chartex" xmlns:cx5="http://schemas.microsoft.com/office/drawing/2016/5/11/chartex" xmlns:cx6="http://schemas.microsoft.com/office/drawing/2016/5/12/chartex" xmlns:cx7="http://schemas.microsoft.com/office/drawing/2016/5/13/chartex" xmlns:cx8="http://schemas.microsoft.com/office/drawing/2016/5/14/chartex" xmlns:mc="http://schemas.openxmlformats.org/markup-compatibility/2006" xmlns:aink="http://schemas.microsoft.com/office/drawing/2016/ink" xmlns:am3d="http://schemas.microsoft.com/office/drawing/2017/model3d" xmlns:o="urn:schemas-microsoft-com:office:office" xmlns:r="http://schemas.openxmlformats.org/officeDocument/2006/relationships" xmlns:m="http://schemas.openxmlformats.org/officeDocument/2006/math" xmlns:v="urn:schemas-microsoft-com:vml" xmlns:wp14="http://schemas.microsoft.com/office/word/2010/wordprocessingDrawing" xmlns:wp="http://schemas.openxmlformats.org/drawingml/2006/wordprocessingDrawing" xmlns:w10="urn:schemas-microsoft-com:office:word" xmlns:w="http://schemas.openxmlformats.org/wordprocessingml/2006/main" xmlns:w14="http://schemas.microsoft.com/office/word/2010/wordml" xmlns:w15="http://schemas.microsoft.com/office/word/2012/wordml" xmlns:w16cex="http://schemas.microsoft.com/office/word/2018/wordml/cex" xmlns:w16cid="http://schemas.microsoft.com/office/word/2016/wordml/cid" xmlns:w16="http://schemas.microsoft.com/office/word/2018/wordml" xmlns:w16sdtdh="http://schemas.microsoft.com/office/word/2020/wordml/sdtdatahash" xmlns:w16se="http://schemas.microsoft.com/office/word/2015/wordml/symex" xmlns:wpg="http://schemas.microsoft.com/office/word/2010/wordprocessingGroup" xmlns:wpi="http://schemas.microsoft.com/office/word/2010/wordprocessingInk" xmlns:wne="http://schemas.microsoft.com/office/word/2006/wordml" xmlns:wps="http://schemas.microsoft.com/office/word/2010/wordprocessingShape" mc:Ignorable="w14 w15 w16se w16cid w16 w16cex w16sdtdh wp14">
-  <w:p>
-    <w:pPr>
-      <w:pStyle w:val="Pieddepage"/>
-    </w:pPr>
-  </w:p>
-</w:ftr>
-</file>
-
-<file path=word/footer2.xml><?xml version="1.0" encoding="utf-8"?>
-<w:ftr xmlns:wpc="http://schemas.microsoft.com/office/word/2010/wordprocessingCanvas" xmlns:cx="http://schemas.microsoft.com/office/drawing/2014/chartex" xmlns:cx1="http://schemas.microsoft.com/office/drawing/2015/9/8/chartex" xmlns:cx2="http://schemas.microsoft.com/office/drawing/2015/10/21/chartex" xmlns:cx3="http://schemas.microsoft.com/office/drawing/2016/5/9/chartex" xmlns:cx4="http://schemas.microsoft.com/office/drawing/2016/5/10/chartex" xmlns:cx5="http://schemas.microsoft.com/office/drawing/2016/5/11/chartex" xmlns:cx6="http://schemas.microsoft.com/office/drawing/2016/5/12/chartex" xmlns:cx7="http://schemas.microsoft.com/office/drawing/2016/5/13/chartex" xmlns:cx8="http://schemas.microsoft.com/office/drawing/2016/5/14/chartex" xmlns:mc="http://schemas.openxmlformats.org/markup-compatibility/2006" xmlns:aink="http://schemas.microsoft.com/office/drawing/2016/ink" xmlns:am3d="http://schemas.microsoft.com/office/drawing/2017/model3d" xmlns:o="urn:schemas-microsoft-com:office:office" xmlns:r="http://schemas.openxmlformats.org/officeDocument/2006/relationships" xmlns:m="http://schemas.openxmlformats.org/officeDocument/2006/math" xmlns:v="urn:schemas-microsoft-com:vml" xmlns:wp14="http://schemas.microsoft.com/office/word/2010/wordprocessingDrawing" xmlns:wp="http://schemas.openxmlformats.org/drawingml/2006/wordprocessingDrawing" xmlns:w10="urn:schemas-microsoft-com:office:word" xmlns:w="http://schemas.openxmlformats.org/wordprocessingml/2006/main" xmlns:w14="http://schemas.microsoft.com/office/word/2010/wordml" xmlns:w15="http://schemas.microsoft.com/office/word/2012/wordml" xmlns:w16cex="http://schemas.microsoft.com/office/word/2018/wordml/cex" xmlns:w16cid="http://schemas.microsoft.com/office/word/2016/wordml/cid" xmlns:w16="http://schemas.microsoft.com/office/word/2018/wordml" xmlns:w16sdtdh="http://schemas.microsoft.com/office/word/2020/wordml/sdtdatahash" xmlns:w16se="http://schemas.microsoft.com/office/word/2015/wordml/symex" xmlns:wpg="http://schemas.microsoft.com/office/word/2010/wordprocessingGroup" xmlns:wpi="http://schemas.microsoft.com/office/word/2010/wordprocessingInk" xmlns:wne="http://schemas.microsoft.com/office/word/2006/wordml" xmlns:wps="http://schemas.microsoft.com/office/word/2010/wordprocessingShape" mc:Ignorable="w14 w15 w16se w16cid w16 w16cex w16sdtdh wp14">
-  <w:p>
-    <w:pPr>
-      <w:widowControl w:val="0"/>
-      <w:spacing w:line="240" w:lineRule="auto"/>
-      <w:rPr>
-        <w:rFonts w:ascii="Courier New" w:eastAsia="Courier New" w:hAnsi="Courier New" w:cs="Courier New"/>
-        <w:b/>
-        <w:bCs/>
-        <w:color w:val="00B050"/>
-        <w:sz w:val="34"/>
-        <w:szCs w:val="34"/>
-      </w:rPr>
-    </w:pPr>
-  </w:p>
-  <w:tbl>
-    <w:tblPr>
-      <w:tblStyle w:val="a4"/>
-      <w:tblW w:w="9915" w:type="dxa"/>
-      <w:tblInd w:w="0" w:type="dxa"/>
-      <w:tblBorders>
-        <w:top w:val="single" w:sz="24" w:space="0" w:color="339933"/>
-      </w:tblBorders>
-      <w:tblLayout w:type="fixed"/>
-      <w:tblLook w:val="0600" w:firstRow="0" w:lastRow="0" w:firstColumn="0" w:lastColumn="0" w:noHBand="1" w:noVBand="1"/>
-    </w:tblPr>
-    <w:tblGrid>
-      <w:gridCol w:w="9915"/>
-    </w:tblGrid>
-    <w:tr>
-      <w:tc>
-        <w:tcPr>
-          <w:tcW w:w="9915" w:type="dxa"/>
-          <w:shd w:val="clear" w:color="auto" w:fill="auto"/>
-          <w:tcMar>
-            <w:top w:w="100" w:type="dxa"/>
-            <w:left w:w="100" w:type="dxa"/>
-            <w:bottom w:w="100" w:type="dxa"/>
-            <w:right w:w="100" w:type="dxa"/>
-          </w:tcMar>
-        </w:tcPr>
-        <w:p>
-          <w:pPr>
-            <w:widowControl w:val="0"/>
-            <w:jc w:val="center"/>
-            <w:rPr>
-              <w:rFonts w:ascii="Courier New" w:eastAsia="Courier New" w:hAnsi="Courier New" w:cs="Courier New"/>
-              <w:sz w:val="18"/>
-              <w:szCs w:val="18"/>
-            </w:rPr>
-          </w:pPr>
-          <w:hyperlink r:id="rId1" w:history="1">
-            <w:r>
-              <w:rPr>
-                <w:rStyle w:val="Lienhypertexte"/>
-                <w:rFonts w:ascii="Courier New" w:eastAsia="Courier New" w:hAnsi="Courier New" w:cs="Courier New"/>
-                <w:sz w:val="18"/>
-                <w:szCs w:val="18"/>
-              </w:rPr>
-              <w:t>contact@ginutech.com</w:t>
-            </w:r>
-          </w:hyperlink>
-          <w:r>
-            <w:rPr>
-              <w:rFonts w:ascii="Courier New" w:eastAsia="Courier New" w:hAnsi="Courier New" w:cs="Courier New"/>
-              <w:sz w:val="18"/>
-              <w:szCs w:val="18"/>
-            </w:rPr>
-            <w:t xml:space="preserve"> - +237 650 687 811 - BP 8522 - </w:t>
-          </w:r>
-          <w:hyperlink r:id="rId2" w:history="1">
-            <w:r>
-              <w:rPr>
-                <w:rStyle w:val="Lienhypertexte"/>
-                <w:rFonts w:ascii="Courier New" w:eastAsia="Courier New" w:hAnsi="Courier New" w:cs="Courier New"/>
-                <w:sz w:val="18"/>
-                <w:szCs w:val="18"/>
-              </w:rPr>
-              <w:t>www.ginutech.com</w:t>
-            </w:r>
-          </w:hyperlink>
-        </w:p>
-        <w:p>
-          <w:pPr>
-            <w:widowControl w:val="0"/>
-            <w:jc w:val="center"/>
-            <w:rPr>
-              <w:rFonts w:ascii="Courier New" w:eastAsia="Courier New" w:hAnsi="Courier New" w:cs="Courier New"/>
-              <w:sz w:val="18"/>
-              <w:szCs w:val="18"/>
-            </w:rPr>
-          </w:pPr>
-          <w:r>
-            <w:rPr>
-              <w:rFonts w:ascii="Courier New" w:eastAsia="Courier New" w:hAnsi="Courier New" w:cs="Courier New"/>
-              <w:sz w:val="18"/>
-              <w:szCs w:val="18"/>
-            </w:rPr>
-            <w:t>GINUTECH</w:t>
-          </w:r>
-          <w:r>
-            <w:rPr>
-              <w:rFonts w:ascii="Courier New" w:eastAsia="Courier New" w:hAnsi="Courier New" w:cs="Courier New"/>
-              <w:sz w:val="18"/>
-              <w:szCs w:val="18"/>
-            </w:rPr>
-            <w:t xml:space="preserve"> Sarl - RC/DLA/2023/B/6702</w:t>
-          </w:r>
-        </w:p>
-        <w:p>
-          <w:pPr>
-            <w:widowControl w:val="0"/>
-            <w:jc w:val="center"/>
-            <w:rPr>
-              <w:rFonts w:ascii="Courier New" w:eastAsia="Courier New" w:hAnsi="Courier New" w:cs="Courier New"/>
-              <w:color w:val="999999"/>
-              <w:sz w:val="18"/>
-              <w:szCs w:val="18"/>
-            </w:rPr>
-          </w:pPr>
-          <w:r>
-            <w:rPr>
-              <w:rFonts w:ascii="Courier New" w:eastAsia="Courier New" w:hAnsi="Courier New" w:cs="Courier New"/>
-              <w:color w:val="999999"/>
-              <w:sz w:val="18"/>
-              <w:szCs w:val="18"/>
-            </w:rPr>
-            <w:t>Solutions digitales - Génie logiciel- Maintenance matérielle et logicielle - Audit Conception SI - Déploiement et automatisation</w:t>
-          </w:r>
-        </w:p>
-        <w:p>
-          <w:pPr>
-            <w:widowControl w:val="0"/>
-            <w:spacing w:line="240" w:lineRule="auto"/>
-            <w:jc w:val="center"/>
-            <w:rPr>
-              <w:rFonts w:ascii="Courier New" w:eastAsia="Courier New" w:hAnsi="Courier New" w:cs="Courier New"/>
-              <w:sz w:val="18"/>
-              <w:szCs w:val="18"/>
-            </w:rPr>
-          </w:pPr>
-        </w:p>
-      </w:tc>
-    </w:tr>
-  </w:tbl>
-  <w:p>
-    <w:pPr>
-      <w:widowControl w:val="0"/>
-      <w:spacing w:line="240" w:lineRule="auto"/>
-      <w:rPr>
-        <w:rFonts w:ascii="Courier New" w:eastAsia="Courier New" w:hAnsi="Courier New" w:cs="Courier New"/>
-        <w:b/>
-        <w:bCs/>
-        <w:sz w:val="34"/>
-        <w:szCs w:val="34"/>
-      </w:rPr>
-    </w:pPr>
-  </w:p>
-</w:ftr>
-</file>
-
-<file path=word/footer3.xml><?xml version="1.0" encoding="utf-8"?>
-<w:ftr xmlns:wpc="http://schemas.microsoft.com/office/word/2010/wordprocessingCanvas" xmlns:cx="http://schemas.microsoft.com/office/drawing/2014/chartex" xmlns:cx1="http://schemas.microsoft.com/office/drawing/2015/9/8/chartex" xmlns:cx2="http://schemas.microsoft.com/office/drawing/2015/10/21/chartex" xmlns:cx3="http://schemas.microsoft.com/office/drawing/2016/5/9/chartex" xmlns:cx4="http://schemas.microsoft.com/office/drawing/2016/5/10/chartex" xmlns:cx5="http://schemas.microsoft.com/office/drawing/2016/5/11/chartex" xmlns:cx6="http://schemas.microsoft.com/office/drawing/2016/5/12/chartex" xmlns:cx7="http://schemas.microsoft.com/office/drawing/2016/5/13/chartex" xmlns:cx8="http://schemas.microsoft.com/office/drawing/2016/5/14/chartex" xmlns:mc="http://schemas.openxmlformats.org/markup-compatibility/2006" xmlns:aink="http://schemas.microsoft.com/office/drawing/2016/ink" xmlns:am3d="http://schemas.microsoft.com/office/drawing/2017/model3d" xmlns:o="urn:schemas-microsoft-com:office:office" xmlns:r="http://schemas.openxmlformats.org/officeDocument/2006/relationships" xmlns:m="http://schemas.openxmlformats.org/officeDocument/2006/math" xmlns:v="urn:schemas-microsoft-com:vml" xmlns:wp14="http://schemas.microsoft.com/office/word/2010/wordprocessingDrawing" xmlns:wp="http://schemas.openxmlformats.org/drawingml/2006/wordprocessingDrawing" xmlns:w10="urn:schemas-microsoft-com:office:word" xmlns:w="http://schemas.openxmlformats.org/wordprocessingml/2006/main" xmlns:w14="http://schemas.microsoft.com/office/word/2010/wordml" xmlns:w15="http://schemas.microsoft.com/office/word/2012/wordml" xmlns:w16cex="http://schemas.microsoft.com/office/word/2018/wordml/cex" xmlns:w16cid="http://schemas.microsoft.com/office/word/2016/wordml/cid" xmlns:w16="http://schemas.microsoft.com/office/word/2018/wordml" xmlns:w16sdtdh="http://schemas.microsoft.com/office/word/2020/wordml/sdtdatahash" xmlns:w16se="http://schemas.microsoft.com/office/word/2015/wordml/symex" xmlns:wpg="http://schemas.microsoft.com/office/word/2010/wordprocessingGroup" xmlns:wpi="http://schemas.microsoft.com/office/word/2010/wordprocessingInk" xmlns:wne="http://schemas.microsoft.com/office/word/2006/wordml" xmlns:wps="http://schemas.microsoft.com/office/word/2010/wordprocessingShape" mc:Ignorable="w14 w15 w16se w16cid w16 w16cex w16sdtdh wp14">
-  <w:p>
-    <w:pPr>
-      <w:pStyle w:val="Pieddepage"/>
-    </w:pPr>
-  </w:p>
-</w:ftr>
-</file>
-
 <file path=word/footnotes.xml><?xml version="1.0" encoding="utf-8"?>
 <w:footnotes xmlns:wpc="http://schemas.microsoft.com/office/word/2010/wordprocessingCanvas" xmlns:cx="http://schemas.microsoft.com/office/drawing/2014/chartex" xmlns:cx1="http://schemas.microsoft.com/office/drawing/2015/9/8/chartex" xmlns:cx2="http://schemas.microsoft.com/office/drawing/2015/10/21/chartex" xmlns:cx3="http://schemas.microsoft.com/office/drawing/2016/5/9/chartex" xmlns:cx4="http://schemas.microsoft.com/office/drawing/2016/5/10/chartex" xmlns:cx5="http://schemas.microsoft.com/office/drawing/2016/5/11/chartex" xmlns:cx6="http://schemas.microsoft.com/office/drawing/2016/5/12/chartex" xmlns:cx7="http://schemas.microsoft.com/office/drawing/2016/5/13/chartex" xmlns:cx8="http://schemas.microsoft.com/office/drawing/2016/5/14/chartex" xmlns:mc="http://schemas.openxmlformats.org/markup-compatibility/2006" xmlns:aink="http://schemas.microsoft.com/office/drawing/2016/ink" xmlns:am3d="http://schemas.microsoft.com/office/drawing/2017/model3d" xmlns:o="urn:schemas-microsoft-com:office:office" xmlns:r="http://schemas.openxmlformats.org/officeDocument/2006/relationships" xmlns:m="http://schemas.openxmlformats.org/officeDocument/2006/math" xmlns:v="urn:schemas-microsoft-com:vml" xmlns:wp14="http://schemas.microsoft.com/office/word/2010/wordprocessingDrawing" xmlns:wp="http://schemas.openxmlformats.org/drawingml/2006/wordprocessingDrawing" xmlns:w10="urn:schemas-microsoft-com:office:word" xmlns:w="http://schemas.openxmlformats.org/wordprocessingml/2006/main" xmlns:w14="http://schemas.microsoft.com/office/word/2010/wordml" xmlns:w15="http://schemas.microsoft.com/office/word/2012/wordml" xmlns:w16cex="http://schemas.microsoft.com/office/word/2018/wordml/cex" xmlns:w16cid="http://schemas.microsoft.com/office/word/2016/wordml/cid" xmlns:w16="http://schemas.microsoft.com/office/word/2018/wordml" xmlns:w16sdtdh="http://schemas.microsoft.com/office/word/2020/wordml/sdtdatahash" xmlns:w16se="http://schemas.microsoft.com/office/word/2015/wordml/symex" xmlns:wpg="http://schemas.microsoft.com/office/word/2010/wordprocessingGroup" xmlns:wpi="http://schemas.microsoft.com/office/word/2010/wordprocessingInk" xmlns:wne="http://schemas.microsoft.com/office/word/2006/wordml" xmlns:wps="http://schemas.microsoft.com/office/word/2010/wordprocessingShape" mc:Ignorable="w14 w15 w16se w16cid w16 w16cex w16sdtdh wp14">
   <w:footnote w:type="separator" w:id="-1">
@@ -6949,38 +7381,66 @@
 <file path=word/header1.xml><?xml version="1.0" encoding="utf-8"?>
 <w:hdr xmlns:wpc="http://schemas.microsoft.com/office/word/2010/wordprocessingCanvas" xmlns:cx="http://schemas.microsoft.com/office/drawing/2014/chartex" xmlns:cx1="http://schemas.microsoft.com/office/drawing/2015/9/8/chartex" xmlns:cx2="http://schemas.microsoft.com/office/drawing/2015/10/21/chartex" xmlns:cx3="http://schemas.microsoft.com/office/drawing/2016/5/9/chartex" xmlns:cx4="http://schemas.microsoft.com/office/drawing/2016/5/10/chartex" xmlns:cx5="http://schemas.microsoft.com/office/drawing/2016/5/11/chartex" xmlns:cx6="http://schemas.microsoft.com/office/drawing/2016/5/12/chartex" xmlns:cx7="http://schemas.microsoft.com/office/drawing/2016/5/13/chartex" xmlns:cx8="http://schemas.microsoft.com/office/drawing/2016/5/14/chartex" xmlns:mc="http://schemas.openxmlformats.org/markup-compatibility/2006" xmlns:aink="http://schemas.microsoft.com/office/drawing/2016/ink" xmlns:am3d="http://schemas.microsoft.com/office/drawing/2017/model3d" xmlns:o="urn:schemas-microsoft-com:office:office" xmlns:r="http://schemas.openxmlformats.org/officeDocument/2006/relationships" xmlns:m="http://schemas.openxmlformats.org/officeDocument/2006/math" xmlns:v="urn:schemas-microsoft-com:vml" xmlns:wp14="http://schemas.microsoft.com/office/word/2010/wordprocessingDrawing" xmlns:wp="http://schemas.openxmlformats.org/drawingml/2006/wordprocessingDrawing" xmlns:w10="urn:schemas-microsoft-com:office:word" xmlns:w="http://schemas.openxmlformats.org/wordprocessingml/2006/main" xmlns:w14="http://schemas.microsoft.com/office/word/2010/wordml" xmlns:w15="http://schemas.microsoft.com/office/word/2012/wordml" xmlns:w16cex="http://schemas.microsoft.com/office/word/2018/wordml/cex" xmlns:w16cid="http://schemas.microsoft.com/office/word/2016/wordml/cid" xmlns:w16="http://schemas.microsoft.com/office/word/2018/wordml" xmlns:w16sdtdh="http://schemas.microsoft.com/office/word/2020/wordml/sdtdatahash" xmlns:w16se="http://schemas.microsoft.com/office/word/2015/wordml/symex" xmlns:wpg="http://schemas.microsoft.com/office/word/2010/wordprocessingGroup" xmlns:wpi="http://schemas.microsoft.com/office/word/2010/wordprocessingInk" xmlns:wne="http://schemas.microsoft.com/office/word/2006/wordml" xmlns:wps="http://schemas.microsoft.com/office/word/2010/wordprocessingShape" mc:Ignorable="w14 w15 w16se w16cid w16 w16cex w16sdtdh wp14">
   <w:p>
-    <w:pPr>
-      <w:pStyle w:val="En-tte"/>
-    </w:pPr>
     <w:r>
       <w:rPr>
         <w:noProof/>
-      </w:rPr>
-      <w:pict w14:anchorId="792D9D36">
-        <v:shapetype id="_x0000_t75" coordsize="21600,21600" o:spt="75" o:preferrelative="t" path="m@4@5l@4@11@9@11@9@5xe" filled="f" stroked="f">
-          <v:stroke joinstyle="miter"/>
-          <v:formulas>
-            <v:f eqn="if lineDrawn pixelLineWidth 0"/>
-            <v:f eqn="sum @0 1 0"/>
-            <v:f eqn="sum 0 0 @1"/>
-            <v:f eqn="prod @2 1 2"/>
-            <v:f eqn="prod @3 21600 pixelWidth"/>
-            <v:f eqn="prod @3 21600 pixelHeight"/>
-            <v:f eqn="sum @0 0 1"/>
-            <v:f eqn="prod @6 1 2"/>
-            <v:f eqn="prod @7 21600 pixelWidth"/>
-            <v:f eqn="sum @8 21600 0"/>
-            <v:f eqn="prod @7 21600 pixelHeight"/>
-            <v:f eqn="sum @10 21600 0"/>
-          </v:formulas>
-          <v:path o:extrusionok="f" gradientshapeok="t" o:connecttype="rect"/>
-          <o:lock v:ext="edit" aspectratio="t"/>
-        </v:shapetype>
-        <v:shape id="WordPictureWatermark168741344" o:spid="_x0000_s2050" type="#_x0000_t75" style="position:absolute;margin-left:0;margin-top:0;width:467.95pt;height:329.55pt;z-index:-251654144;mso-position-horizontal:center;mso-position-horizontal-relative:margin;mso-position-vertical:center;mso-position-vertical-relative:margin" o:allowincell="f">
-          <v:imagedata r:id="rId1" o:title="ginutech-symbol" gain="19661f" blacklevel="22938f"/>
-          <w10:wrap anchorx="margin" anchory="margin"/>
-        </v:shape>
-      </w:pict>
+        <w:lang w:val="en-US"/>
+      </w:rPr>
+      <w:drawing>
+        <wp:anchor distT="0" distB="0" distL="114300" distR="114300" simplePos="0" relativeHeight="251656704" behindDoc="1" locked="0" layoutInCell="1" allowOverlap="1" wp14:anchorId="5E4D0266" wp14:editId="4B61EB48">
+          <wp:simplePos x="0" y="0"/>
+          <wp:positionH relativeFrom="page">
+            <wp:posOffset>0</wp:posOffset>
+          </wp:positionH>
+          <wp:positionV relativeFrom="page">
+            <wp:posOffset>5496</wp:posOffset>
+          </wp:positionV>
+          <wp:extent cx="7555698" cy="10679883"/>
+          <wp:effectExtent l="0" t="0" r="7620" b="7620"/>
+          <wp:wrapNone/>
+          <wp:docPr id="10" name="Picture 16"/>
+          <wp:cNvGraphicFramePr>
+            <a:graphicFrameLocks xmlns:a="http://schemas.openxmlformats.org/drawingml/2006/main" noChangeAspect="1"/>
+          </wp:cNvGraphicFramePr>
+          <a:graphic xmlns:a="http://schemas.openxmlformats.org/drawingml/2006/main">
+            <a:graphicData uri="http://schemas.openxmlformats.org/drawingml/2006/picture">
+              <pic:pic xmlns:pic="http://schemas.openxmlformats.org/drawingml/2006/picture">
+                <pic:nvPicPr>
+                  <pic:cNvPr id="1" name="ginutech-letterhead.png"/>
+                  <pic:cNvPicPr/>
+                </pic:nvPicPr>
+                <pic:blipFill>
+                  <a:blip r:embed="rId1" cstate="print">
+                    <a:extLst>
+                      <a:ext uri="{28A0092B-C50C-407E-A947-70E740481C1C}">
+                        <a14:useLocalDpi xmlns:a14="http://schemas.microsoft.com/office/drawing/2010/main" val="0"/>
+                      </a:ext>
+                    </a:extLst>
+                  </a:blip>
+                  <a:stretch>
+                    <a:fillRect/>
+                  </a:stretch>
+                </pic:blipFill>
+                <pic:spPr>
+                  <a:xfrm>
+                    <a:off x="0" y="0"/>
+                    <a:ext cx="7555698" cy="10679883"/>
+                  </a:xfrm>
+                  <a:prstGeom prst="rect">
+                    <a:avLst/>
+                  </a:prstGeom>
+                </pic:spPr>
+              </pic:pic>
+            </a:graphicData>
+          </a:graphic>
+          <wp14:sizeRelH relativeFrom="margin">
+            <wp14:pctWidth>0</wp14:pctWidth>
+          </wp14:sizeRelH>
+          <wp14:sizeRelV relativeFrom="margin">
+            <wp14:pctHeight>0</wp14:pctHeight>
+          </wp14:sizeRelV>
+        </wp:anchor>
+      </w:drawing>
     </w:r>
   </w:p>
 </w:hdr>
@@ -6990,61 +7450,28 @@
 <w:hdr xmlns:wpc="http://schemas.microsoft.com/office/word/2010/wordprocessingCanvas" xmlns:cx="http://schemas.microsoft.com/office/drawing/2014/chartex" xmlns:cx1="http://schemas.microsoft.com/office/drawing/2015/9/8/chartex" xmlns:cx2="http://schemas.microsoft.com/office/drawing/2015/10/21/chartex" xmlns:cx3="http://schemas.microsoft.com/office/drawing/2016/5/9/chartex" xmlns:cx4="http://schemas.microsoft.com/office/drawing/2016/5/10/chartex" xmlns:cx5="http://schemas.microsoft.com/office/drawing/2016/5/11/chartex" xmlns:cx6="http://schemas.microsoft.com/office/drawing/2016/5/12/chartex" xmlns:cx7="http://schemas.microsoft.com/office/drawing/2016/5/13/chartex" xmlns:cx8="http://schemas.microsoft.com/office/drawing/2016/5/14/chartex" xmlns:mc="http://schemas.openxmlformats.org/markup-compatibility/2006" xmlns:aink="http://schemas.microsoft.com/office/drawing/2016/ink" xmlns:am3d="http://schemas.microsoft.com/office/drawing/2017/model3d" xmlns:o="urn:schemas-microsoft-com:office:office" xmlns:r="http://schemas.openxmlformats.org/officeDocument/2006/relationships" xmlns:m="http://schemas.openxmlformats.org/officeDocument/2006/math" xmlns:v="urn:schemas-microsoft-com:vml" xmlns:wp14="http://schemas.microsoft.com/office/word/2010/wordprocessingDrawing" xmlns:wp="http://schemas.openxmlformats.org/drawingml/2006/wordprocessingDrawing" xmlns:w10="urn:schemas-microsoft-com:office:word" xmlns:w="http://schemas.openxmlformats.org/wordprocessingml/2006/main" xmlns:w14="http://schemas.microsoft.com/office/word/2010/wordml" xmlns:w15="http://schemas.microsoft.com/office/word/2012/wordml" xmlns:w16cex="http://schemas.microsoft.com/office/word/2018/wordml/cex" xmlns:w16cid="http://schemas.microsoft.com/office/word/2016/wordml/cid" xmlns:w16="http://schemas.microsoft.com/office/word/2018/wordml" xmlns:w16sdtdh="http://schemas.microsoft.com/office/word/2020/wordml/sdtdatahash" xmlns:w16se="http://schemas.microsoft.com/office/word/2015/wordml/symex" xmlns:wpg="http://schemas.microsoft.com/office/word/2010/wordprocessingGroup" xmlns:wpi="http://schemas.microsoft.com/office/word/2010/wordprocessingInk" xmlns:wne="http://schemas.microsoft.com/office/word/2006/wordml" xmlns:wps="http://schemas.microsoft.com/office/word/2010/wordprocessingShape" mc:Ignorable="w14 w15 w16se w16cid w16 w16cex w16sdtdh wp14">
   <w:p>
     <w:pPr>
-      <w:pStyle w:val="NormalWeb"/>
-      <w:jc w:val="right"/>
-      <w:rPr>
-        <w:color w:val="00B050"/>
-      </w:rPr>
+      <w:tabs>
+        <w:tab w:val="left" w:pos="1845"/>
+      </w:tabs>
     </w:pPr>
     <w:r>
       <w:rPr>
         <w:noProof/>
-        <w:color w:val="00B050"/>
-      </w:rPr>
-      <w:pict w14:anchorId="06EAB632">
-        <v:shapetype id="_x0000_t75" coordsize="21600,21600" o:spt="75" o:preferrelative="t" path="m@4@5l@4@11@9@11@9@5xe" filled="f" stroked="f">
-          <v:stroke joinstyle="miter"/>
-          <v:formulas>
-            <v:f eqn="if lineDrawn pixelLineWidth 0"/>
-            <v:f eqn="sum @0 1 0"/>
-            <v:f eqn="sum 0 0 @1"/>
-            <v:f eqn="prod @2 1 2"/>
-            <v:f eqn="prod @3 21600 pixelWidth"/>
-            <v:f eqn="prod @3 21600 pixelHeight"/>
-            <v:f eqn="sum @0 0 1"/>
-            <v:f eqn="prod @6 1 2"/>
-            <v:f eqn="prod @7 21600 pixelWidth"/>
-            <v:f eqn="sum @8 21600 0"/>
-            <v:f eqn="prod @7 21600 pixelHeight"/>
-            <v:f eqn="sum @10 21600 0"/>
-          </v:formulas>
-          <v:path o:extrusionok="f" gradientshapeok="t" o:connecttype="rect"/>
-          <o:lock v:ext="edit" aspectratio="t"/>
-        </v:shapetype>
-        <v:shape id="WordPictureWatermark168741345" o:spid="_x0000_s2051" type="#_x0000_t75" style="position:absolute;left:0;text-align:left;margin-left:0;margin-top:0;width:467.95pt;height:329.55pt;z-index:-251653120;mso-position-horizontal:center;mso-position-horizontal-relative:margin;mso-position-vertical:center;mso-position-vertical-relative:margin" o:allowincell="f">
-          <v:imagedata r:id="rId1" o:title="ginutech-symbol" gain="19661f" blacklevel="22938f"/>
-          <w10:wrap anchorx="margin" anchory="margin"/>
-        </v:shape>
-      </w:pict>
-    </w:r>
-    <w:r>
-      <w:rPr>
-        <w:noProof/>
-        <w:color w:val="00B050"/>
+        <w:lang w:val="en-US"/>
       </w:rPr>
       <w:drawing>
-        <wp:anchor distT="0" distB="0" distL="114300" distR="114300" simplePos="0" relativeHeight="251660288" behindDoc="1" locked="0" layoutInCell="1" allowOverlap="1" wp14:anchorId="2E82E61A" wp14:editId="7C305EA2">
+        <wp:anchor distT="0" distB="0" distL="114300" distR="114300" simplePos="0" relativeHeight="251657728" behindDoc="1" locked="0" layoutInCell="1" allowOverlap="1" wp14:anchorId="068BF609" wp14:editId="0B2C29B3">
           <wp:simplePos x="0" y="0"/>
-          <wp:positionH relativeFrom="column">
-            <wp:posOffset>2743200</wp:posOffset>
+          <wp:positionH relativeFrom="margin">
+            <wp:align>center</wp:align>
           </wp:positionH>
-          <wp:positionV relativeFrom="paragraph">
-            <wp:posOffset>0</wp:posOffset>
+          <wp:positionV relativeFrom="page">
+            <wp:posOffset>19050</wp:posOffset>
           </wp:positionV>
-          <wp:extent cx="3048612" cy="528621"/>
-          <wp:effectExtent l="0" t="0" r="0" b="5080"/>
+          <wp:extent cx="7555230" cy="10526821"/>
+          <wp:effectExtent l="0" t="0" r="7620" b="8255"/>
           <wp:wrapNone/>
-          <wp:docPr id="19" name="Image 19"/>
+          <wp:docPr id="2" name="Picture 16"/>
           <wp:cNvGraphicFramePr>
             <a:graphicFrameLocks xmlns:a="http://schemas.openxmlformats.org/drawingml/2006/main" noChangeAspect="1"/>
           </wp:cNvGraphicFramePr>
@@ -7052,102 +7479,45 @@
             <a:graphicData uri="http://schemas.openxmlformats.org/drawingml/2006/picture">
               <pic:pic xmlns:pic="http://schemas.openxmlformats.org/drawingml/2006/picture">
                 <pic:nvPicPr>
-                  <pic:cNvPr id="0" name="Picture 3"/>
-                  <pic:cNvPicPr>
-                    <a:picLocks noChangeAspect="1" noChangeArrowheads="1"/>
-                  </pic:cNvPicPr>
+                  <pic:cNvPr id="1" name="ginutech-letterhead.png"/>
+                  <pic:cNvPicPr/>
                 </pic:nvPicPr>
                 <pic:blipFill>
-                  <a:blip r:embed="rId2">
+                  <a:blip r:embed="rId1" cstate="print">
                     <a:extLst>
                       <a:ext uri="{28A0092B-C50C-407E-A947-70E740481C1C}">
                         <a14:useLocalDpi xmlns:a14="http://schemas.microsoft.com/office/drawing/2010/main" val="0"/>
                       </a:ext>
                     </a:extLst>
                   </a:blip>
-                  <a:srcRect/>
                   <a:stretch>
                     <a:fillRect/>
                   </a:stretch>
                 </pic:blipFill>
-                <pic:spPr bwMode="auto">
+                <pic:spPr>
                   <a:xfrm>
                     <a:off x="0" y="0"/>
-                    <a:ext cx="3048612" cy="528621"/>
+                    <a:ext cx="7555230" cy="10526821"/>
                   </a:xfrm>
                   <a:prstGeom prst="rect">
                     <a:avLst/>
                   </a:prstGeom>
-                  <a:noFill/>
-                  <a:ln>
-                    <a:noFill/>
-                  </a:ln>
                 </pic:spPr>
               </pic:pic>
             </a:graphicData>
           </a:graphic>
+          <wp14:sizeRelH relativeFrom="margin">
+            <wp14:pctWidth>0</wp14:pctWidth>
+          </wp14:sizeRelH>
+          <wp14:sizeRelV relativeFrom="margin">
+            <wp14:pctHeight>0</wp14:pctHeight>
+          </wp14:sizeRelV>
         </wp:anchor>
       </w:drawing>
     </w:r>
     <w:r>
-      <w:rPr>
-        <w:color w:val="00B050"/>
-      </w:rPr>
       <w:tab/>
     </w:r>
-  </w:p>
-  <w:tbl>
-    <w:tblPr>
-      <w:tblStyle w:val="a3"/>
-      <w:tblW w:w="9915" w:type="dxa"/>
-      <w:tblInd w:w="0" w:type="dxa"/>
-      <w:tblBorders>
-        <w:bottom w:val="single" w:sz="24" w:space="0" w:color="339933"/>
-      </w:tblBorders>
-      <w:tblLayout w:type="fixed"/>
-      <w:tblLook w:val="0600" w:firstRow="0" w:lastRow="0" w:firstColumn="0" w:lastColumn="0" w:noHBand="1" w:noVBand="1"/>
-    </w:tblPr>
-    <w:tblGrid>
-      <w:gridCol w:w="9915"/>
-    </w:tblGrid>
-    <w:tr>
-      <w:tc>
-        <w:tcPr>
-          <w:tcW w:w="9915" w:type="dxa"/>
-          <w:shd w:val="clear" w:color="auto" w:fill="auto"/>
-          <w:tcMar>
-            <w:top w:w="100" w:type="dxa"/>
-            <w:left w:w="100" w:type="dxa"/>
-            <w:bottom w:w="100" w:type="dxa"/>
-            <w:right w:w="100" w:type="dxa"/>
-          </w:tcMar>
-        </w:tcPr>
-        <w:p>
-          <w:pPr>
-            <w:widowControl w:val="0"/>
-            <w:pBdr>
-              <w:top w:val="nil"/>
-              <w:left w:val="nil"/>
-              <w:bottom w:val="nil"/>
-              <w:right w:val="nil"/>
-              <w:between w:val="nil"/>
-            </w:pBdr>
-            <w:spacing w:line="240" w:lineRule="auto"/>
-            <w:rPr>
-              <w:color w:val="00B050"/>
-            </w:rPr>
-          </w:pPr>
-        </w:p>
-      </w:tc>
-    </w:tr>
-  </w:tbl>
-  <w:p>
-    <w:pPr>
-      <w:jc w:val="right"/>
-      <w:rPr>
-        <w:color w:val="00B050"/>
-      </w:rPr>
-    </w:pPr>
   </w:p>
 </w:hdr>
 </file>
@@ -7156,37 +7526,12 @@
 <w:hdr xmlns:wpc="http://schemas.microsoft.com/office/word/2010/wordprocessingCanvas" xmlns:cx="http://schemas.microsoft.com/office/drawing/2014/chartex" xmlns:cx1="http://schemas.microsoft.com/office/drawing/2015/9/8/chartex" xmlns:cx2="http://schemas.microsoft.com/office/drawing/2015/10/21/chartex" xmlns:cx3="http://schemas.microsoft.com/office/drawing/2016/5/9/chartex" xmlns:cx4="http://schemas.microsoft.com/office/drawing/2016/5/10/chartex" xmlns:cx5="http://schemas.microsoft.com/office/drawing/2016/5/11/chartex" xmlns:cx6="http://schemas.microsoft.com/office/drawing/2016/5/12/chartex" xmlns:cx7="http://schemas.microsoft.com/office/drawing/2016/5/13/chartex" xmlns:cx8="http://schemas.microsoft.com/office/drawing/2016/5/14/chartex" xmlns:mc="http://schemas.openxmlformats.org/markup-compatibility/2006" xmlns:aink="http://schemas.microsoft.com/office/drawing/2016/ink" xmlns:am3d="http://schemas.microsoft.com/office/drawing/2017/model3d" xmlns:o="urn:schemas-microsoft-com:office:office" xmlns:r="http://schemas.openxmlformats.org/officeDocument/2006/relationships" xmlns:m="http://schemas.openxmlformats.org/officeDocument/2006/math" xmlns:v="urn:schemas-microsoft-com:vml" xmlns:wp14="http://schemas.microsoft.com/office/word/2010/wordprocessingDrawing" xmlns:wp="http://schemas.openxmlformats.org/drawingml/2006/wordprocessingDrawing" xmlns:w10="urn:schemas-microsoft-com:office:word" xmlns:w="http://schemas.openxmlformats.org/wordprocessingml/2006/main" xmlns:w14="http://schemas.microsoft.com/office/word/2010/wordml" xmlns:w15="http://schemas.microsoft.com/office/word/2012/wordml" xmlns:w16cex="http://schemas.microsoft.com/office/word/2018/wordml/cex" xmlns:w16cid="http://schemas.microsoft.com/office/word/2016/wordml/cid" xmlns:w16="http://schemas.microsoft.com/office/word/2018/wordml" xmlns:w16sdtdh="http://schemas.microsoft.com/office/word/2020/wordml/sdtdatahash" xmlns:w16se="http://schemas.microsoft.com/office/word/2015/wordml/symex" xmlns:wpg="http://schemas.microsoft.com/office/word/2010/wordprocessingGroup" xmlns:wpi="http://schemas.microsoft.com/office/word/2010/wordprocessingInk" xmlns:wne="http://schemas.microsoft.com/office/word/2006/wordml" xmlns:wps="http://schemas.microsoft.com/office/word/2010/wordprocessingShape" mc:Ignorable="w14 w15 w16se w16cid w16 w16cex w16sdtdh wp14">
   <w:p>
     <w:pPr>
-      <w:pStyle w:val="En-tte"/>
+      <w:tabs>
+        <w:tab w:val="left" w:pos="2370"/>
+      </w:tabs>
     </w:pPr>
     <w:r>
-      <w:rPr>
-        <w:noProof/>
-      </w:rPr>
-      <w:pict w14:anchorId="69B7A24B">
-        <v:shapetype id="_x0000_t75" coordsize="21600,21600" o:spt="75" o:preferrelative="t" path="m@4@5l@4@11@9@11@9@5xe" filled="f" stroked="f">
-          <v:stroke joinstyle="miter"/>
-          <v:formulas>
-            <v:f eqn="if lineDrawn pixelLineWidth 0"/>
-            <v:f eqn="sum @0 1 0"/>
-            <v:f eqn="sum 0 0 @1"/>
-            <v:f eqn="prod @2 1 2"/>
-            <v:f eqn="prod @3 21600 pixelWidth"/>
-            <v:f eqn="prod @3 21600 pixelHeight"/>
-            <v:f eqn="sum @0 0 1"/>
-            <v:f eqn="prod @6 1 2"/>
-            <v:f eqn="prod @7 21600 pixelWidth"/>
-            <v:f eqn="sum @8 21600 0"/>
-            <v:f eqn="prod @7 21600 pixelHeight"/>
-            <v:f eqn="sum @10 21600 0"/>
-          </v:formulas>
-          <v:path o:extrusionok="f" gradientshapeok="t" o:connecttype="rect"/>
-          <o:lock v:ext="edit" aspectratio="t"/>
-        </v:shapetype>
-        <v:shape id="WordPictureWatermark168741343" o:spid="_x0000_s2049" type="#_x0000_t75" style="position:absolute;margin-left:0;margin-top:0;width:467.95pt;height:329.55pt;z-index:-251655168;mso-position-horizontal:center;mso-position-horizontal-relative:margin;mso-position-vertical:center;mso-position-vertical-relative:margin" o:allowincell="f">
-          <v:imagedata r:id="rId1" o:title="ginutech-symbol" gain="19661f" blacklevel="22938f"/>
-          <w10:wrap anchorx="margin" anchory="margin"/>
-        </v:shape>
-      </w:pict>
+      <w:tab/>
     </w:r>
   </w:p>
 </w:hdr>
@@ -9983,42 +10328,48 @@
       <w:szCs w:val="30"/>
     </w:rPr>
   </w:style>
-  <w:style w:type="table" w:customStyle="1" w:styleId="a">
+  <w:style w:type="table" w:customStyle="1" w:styleId="6">
+    <w:name w:val="6"/>
     <w:basedOn w:val="TableNormal"/>
     <w:tblPr>
       <w:tblStyleRowBandSize w:val="1"/>
       <w:tblStyleColBandSize w:val="1"/>
     </w:tblPr>
   </w:style>
-  <w:style w:type="table" w:customStyle="1" w:styleId="a0">
+  <w:style w:type="table" w:customStyle="1" w:styleId="5">
+    <w:name w:val="5"/>
     <w:basedOn w:val="TableNormal"/>
     <w:tblPr>
       <w:tblStyleRowBandSize w:val="1"/>
       <w:tblStyleColBandSize w:val="1"/>
     </w:tblPr>
   </w:style>
-  <w:style w:type="table" w:customStyle="1" w:styleId="a1">
+  <w:style w:type="table" w:customStyle="1" w:styleId="4">
+    <w:name w:val="4"/>
     <w:basedOn w:val="TableNormal"/>
     <w:tblPr>
       <w:tblStyleRowBandSize w:val="1"/>
       <w:tblStyleColBandSize w:val="1"/>
     </w:tblPr>
   </w:style>
-  <w:style w:type="table" w:customStyle="1" w:styleId="a2">
+  <w:style w:type="table" w:customStyle="1" w:styleId="3">
+    <w:name w:val="3"/>
     <w:basedOn w:val="TableNormal"/>
     <w:tblPr>
       <w:tblStyleRowBandSize w:val="1"/>
       <w:tblStyleColBandSize w:val="1"/>
     </w:tblPr>
   </w:style>
-  <w:style w:type="table" w:customStyle="1" w:styleId="a3">
+  <w:style w:type="table" w:customStyle="1" w:styleId="2">
+    <w:name w:val="2"/>
     <w:basedOn w:val="TableNormal"/>
     <w:tblPr>
       <w:tblStyleRowBandSize w:val="1"/>
       <w:tblStyleColBandSize w:val="1"/>
     </w:tblPr>
   </w:style>
-  <w:style w:type="table" w:customStyle="1" w:styleId="a4">
+  <w:style w:type="table" w:customStyle="1" w:styleId="1">
+    <w:name w:val="1"/>
     <w:basedOn w:val="TableNormal"/>
     <w:tblPr>
       <w:tblStyleRowBandSize w:val="1"/>
